--- a/eng/docx/11.content.docx
+++ b/eng/docx/11.content.docx
@@ -7,6 +7,15 @@
       <w:r/>
     </w:p>
     <w:p>
+      <w:pPr>
+        <w:pStyle w:val="Heading2"/>
+      </w:pPr>
+      <w:r>
+        <w:t>Resource: Study Notes (Tyndale)</w:t>
+      </w:r>
+      <w:r/>
+    </w:p>
+    <w:p>
       <w:r/>
       <w:r>
         <w:rPr>
@@ -46,7 +55,7 @@
         <w:pStyle w:val="Heading1"/>
       </w:pPr>
       <w:r>
-        <w:t>Aquifer Open Study Notes</w:t>
+        <w:t>Study Notes (Tyndale)</w:t>
       </w:r>
     </w:p>
     <w:p>
@@ -55,6 +64,51 @@
           <w:headerReference w:type="even" r:id="rId8"/>
           <w:headerReference w:type="default" r:id="rId9"/>
           <w:footerReference w:type="default" r:id="rId10"/>
+          <w:footnotePr>
+            <w:numRestart w:val="eachSect"/>
+          </w:footnotePr>
+          <w:type w:val="continuous"/>
+          <w:pgSz w:w="12240" w:h="15840" w:code="1"/>
+          <w:pgMar w:top="1440" w:right="1440" w:bottom="1440" w:left="1440" w:header="504" w:footer="504" w:gutter="0"/>
+          <w:cols w:space="708"/>
+          <w:titlePg/>
+          <w:docGrid w:linePitch="360"/>
+        </w:sectPr>
+      </w:pPr>
+    </w:p>
+    <w:p>
+      <w:r/>
+    </w:p>
+    <w:p>
+      <w:pPr>
+        <w:pStyle w:val="Heading2"/>
+      </w:pPr>
+      <w:r>
+        <w:t>1KI</w:t>
+      </w:r>
+      <w:r/>
+    </w:p>
+    <w:p>
+      <w:r/>
+      <w:r>
+        <w:rPr>
+          <w:i/>
+        </w:rPr>
+        <w:t>1 Kings 1:1–3, 1 Kings 1:1–2.12, 1 Kings 1:5–6, 1 Kings 1:7, 1 Kings 1:8, 1 Kings 1:9, 1 Kings 1:11–14, 1 Kings 1:28–30, 1 Kings 1:31–32, 1 Kings 1:33, 1 Kings 1:34, 1 Kings 1:35, 1 Kings 1:38, 1 Kings 1:39, 1 Kings 1:40–41, 1 Kings 1:42–49, 1 Kings 1:50–53, 1 Kings 2:1–12, 1 Kings 2:2, 1 Kings 2:2–4, 1 Kings 2:5–6, 1 Kings 2:7, 1 Kings 2:7–9, 1 Kings 2:8, 1 Kings 2:10–12, 1 Kings 2:13–15, 1 Kings 2:16–18, 1 Kings 2:19–21, 1 Kings 2:22–25, 1 Kings 2:26–27, 1 Kings 2:26–35, 1 Kings 2:28–29, 1 Kings 2:36–38, 1 Kings 2:39–46, 1 Kings 3:1, 1 Kings 3:2–3, 1 Kings 3:4, 1 Kings 3:4–15, 1 Kings 3:6, 1 Kings 3:7–9, 1 Kings 3:10–12, 1 Kings 3:15, 1 Kings 3:16, 1 Kings 3:16–28, 1 Kings 3:28, 1 Kings 4:2, 1 Kings 4:3, 1 Kings 4:4, 1 Kings 4:5, 1 Kings 4:6, 1 Kings 4:7–19, 1 Kings 4:20–21, 1 Kings 4:22–23, 1 Kings 4:24–25, 1 Kings 4:26, 1 Kings 4:29–30, 1 Kings 4:31, 1 Kings 4:32–34, 1 Kings 5:1–18, 1 Kings 5:2–6, 1 Kings 5:3, 1 Kings 5:4–5, 1 Kings 5:6, 1 Kings 5:7, 1 Kings 5:7–12, 1 Kings 5:13, 1 Kings 5:13–18, 1 Kings 5:16, 1 Kings 5:17–18, 1 Kings 6:1, 1 Kings 6:1–8.66, 1 Kings 6:2, 1 Kings 6:3–4, 1 Kings 6:11–13, 1 Kings 6:14–35, 1 Kings 6:15–18, 1 Kings 6:19–22, 1 Kings 6:23–28, 1 Kings 6:36–38, 1 Kings 6:38, 1 Kings 7:1–12, 1 Kings 7:2–5, 1 Kings 7:6–8, 1 Kings 7:9–11, 1 Kings 7:12, 1 Kings 7:13–14, 1 Kings 7:15–22, 1 Kings 7:23–26, 1 Kings 7:27–39, 1 Kings 7:40–45, 1 Kings 7:46–47, 1 Kings 7:48–49, 1 Kings 7:50–51, 1 Kings 8:1, 1 Kings 8:1–66, 1 Kings 8:2, 1 Kings 8:3–4, 1 Kings 8:5, 1 Kings 8:8, 1 Kings 8:9, 1 Kings 8:10–11, 1 Kings 8:12–13, 1 Kings 8:12–21, 1 Kings 8:14–16, 1 Kings 8:22, 1 Kings 8:22–61, 1 Kings 8:23–26, 1 Kings 8:29–51, 1 Kings 8:31–32, 1 Kings 8:33–34, 1 Kings 8:35–36, 1 Kings 8:37–40, 1 Kings 8:41–43, 1 Kings 8:44–45, 1 Kings 8:46–51, 1 Kings 8:52–53, 1 Kings 8:54–56, 1 Kings 8:57–61, 1 Kings 8:62–66, 1 Kings 8:65, 1 Kings 9:2, 1 Kings 9:3–9, 1 Kings 9:10–14, 1 Kings 9:15, 1 Kings 9:15–24, 1 Kings 9:16, 1 Kings 9:17–18, 1 Kings 9:20–23, 1 Kings 9:21, 1 Kings 9:24, 1 Kings 9:25, 1 Kings 9:26–28, 1 Kings 10:1, 1 Kings 10:1–13, 1 Kings 10:2, 1 Kings 10:3–5, 1 Kings 10:6–9, 1 Kings 10:10–12, 1 Kings 10:11, 1 Kings 10:13, 1 Kings 10:14–15, 1 Kings 10:14–29, 1 Kings 10:16–17, 1 Kings 10:18–21, 1 Kings 10:22, 1 Kings 10:26, 1 Kings 10:28–29, 1 Kings 11:1–3, 1 Kings 11:4–8, 1 Kings 11:5, 1 Kings 11:7, 1 Kings 11:9–10, 1 Kings 11:11–13, 1 Kings 11:14–22, 1 Kings 11:14–40, 1 Kings 11:23–25, 1 Kings 11:26–40, 1 Kings 11:27–28, 1 Kings 11:29–32, 1 Kings 11:29–39, 1 Kings 11:34, 1 Kings 11:34–39, 1 Kings 11:36, 1 Kings 11:38, 1 Kings 11:39, 1 Kings 11:40, 1 Kings 11:41–43, 1 Kings 12:1, 1 Kings 12:4, 1 Kings 12:5, 1 Kings 12:6–7, 1 Kings 12:8–10, 1 Kings 12:11, 1 Kings 12:12–17, 1 Kings 12:18, 1 Kings 12:21–24, 1 Kings 12:25, 1 Kings 12:25–33, 1 Kings 12:26–27, 1 Kings 12:28, 1 Kings 12:29–30, 1 Kings 12:31, 1 Kings 12:32–33, 1 Kings 13:1–10, 1 Kings 13:3, 1 Kings 13:4–5, 1 Kings 13:6, 1 Kings 13:7, 1 Kings 13:11–19, 1 Kings 13:20–22, 1 Kings 13:23–26, 1 Kings 13:30, 1 Kings 13:32, 1 Kings 13:33–34, 1 Kings 14:2, 1 Kings 14:3, 1 Kings 14:5, 1 Kings 14:7, 1 Kings 14:8–9, 1 Kings 14:11, 1 Kings 14:14, 1 Kings 14:15, 1 Kings 14:17–18, 1 Kings 14:19–20, 1 Kings 14:21, 1 Kings 14:21–31, 1 Kings 14:22, 1 Kings 14:23–24, 1 Kings 14:25, 1 Kings 14:26–28, 1 Kings 14:29–31, 1 Kings 15:1, 1 Kings 15:1–8, 1 Kings 15:2, 1 Kings 15:3–5, 1 Kings 15:6, 1 Kings 15:7, 1 Kings 15:9, 1 Kings 15:10, 1 Kings 15:11–13, 1 Kings 15:14–15, 1 Kings 15:16, 1 Kings 15:17, 1 Kings 15:18–19, 1 Kings 15:20–22, 1 Kings 15:23, 1 Kings 15:25–31, 1 Kings 15:27–29, 1 Kings 15:30–31, 1 Kings 15:32–34, 1 Kings 16:1, 1 Kings 16:2–4, 1 Kings 16:5–7, 1 Kings 16:9–10, 1 Kings 16:11–12, 1 Kings 16:15–17, 1 Kings 16:18–19, 1 Kings 16:21–22, 1 Kings 16:23, 1 Kings 16:24, 1 Kings 16:25–26, 1 Kings 16:27–28, 1 Kings 16:31–33, 1 Kings 16:34, 1 Kings 17:1, 1 Kings 17:1–19.21, 1 Kings 17:2–7, 1 Kings 17:9–11, 1 Kings 17:9–16, 1 Kings 17:12, 1 Kings 17:13–14, 1 Kings 17:15–16, 1 Kings 17:17, 1 Kings 17:17–24, 1 Kings 17:18, 1 Kings 17:19, 1 Kings 17:20, 1 Kings 17:21, 1 Kings 17:22–24, 1 Kings 18:2, 1 Kings 18:3–6, 1 Kings 18:4, 1 Kings 18:10, 1 Kings 18:12–15, 1 Kings 18:16–18, 1 Kings 18:19–20, 1 Kings 18:21, 1 Kings 18:22, 1 Kings 18:23–24, 1 Kings 18:27, 1 Kings 18:28–29, 1 Kings 18:31–32, 1 Kings 18:33–35, 1 Kings 18:36, 1 Kings 18:37, 1 Kings 18:38–39, 1 Kings 18:41–45, 1 Kings 18:46, 1 Kings 19:2, 1 Kings 19:3, 1 Kings 19:4, 1 Kings 19:5–7, 1 Kings 19:8, 1 Kings 19:9–10, 1 Kings 19:11–12, 1 Kings 19:13–14, 1 Kings 19:15–17, 1 Kings 19:18, 1 Kings 19:19, 1 Kings 19:19–21, 1 Kings 19:21, 1 Kings 20:1, 1 Kings 20:2–4, 1 Kings 20:7–9, 1 Kings 20:10–11, 1 Kings 20:12, 1 Kings 20:13–16, 1 Kings 20:13–34, 1 Kings 20:17, 1 Kings 20:20–22, 1 Kings 20:23, 1 Kings 20:24–25, 1 Kings 20:26, 1 Kings 20:27–30, 1 Kings 20:31, 1 Kings 20:32–33, 1 Kings 20:34, 1 Kings 20:35–43, 1 Kings 20:36, 1 Kings 20:42, 1 Kings 20:42–43, 1 Kings 21:1, 1 Kings 21:1–16, 1 Kings 21:2–3, 1 Kings 21:4, 1 Kings 21:7, 1 Kings 21:8–9, 1 Kings 21:10, 1 Kings 21:13–14, 1 Kings 21:17–22, 1 Kings 21:25–26, 1 Kings 21:27–29, 1 Kings 22:1, 1 Kings 22:2–4, 1 Kings 22:5–9, 1 Kings 22:10, 1 Kings 22:13–14, 1 Kings 22:15–16, 1 Kings 22:17, 1 Kings 22:19–23, 1 Kings 22:24–25, 1 Kings 22:29–33, 1 Kings 22:34–36, 1 Kings 22:37–38, 1 Kings 22:39–40, 1 Kings 22:41–50, 1 Kings 22:43–44, 1 Kings 22:46, 1 Kings 22:47, 1 Kings 22:48–49, 1 Kings 22:51–53</w:t>
+      </w:r>
+      <w:r/>
+    </w:p>
+    <w:p>
+      <w:r/>
+      <w:r>
+        <w:t xml:space="preserve"> </w:t>
+      </w:r>
+      <w:r/>
+      <w:r/>
+    </w:p>
+    <w:p>
+      <w:pPr>
+        <w:sectPr>
           <w:footnotePr>
             <w:numRestart w:val="eachSect"/>
           </w:footnotePr>

--- a/eng/docx/11.content.docx
+++ b/eng/docx/11.content.docx
@@ -166,13 +166,6 @@
       </w:r>
       <w:r>
         <w:rPr>
-          <w:i/>
-          <w:lang w:val="en_US" w:bidi="en_US"/>
-        </w:rPr>
-        <w:t>1 Kings 1:1–3, 1 Kings 1:1–2.12, 1 Kings 1:5–6, 1 Kings 1:7, 1 Kings 1:8, 1 Kings 1:9, 1 Kings 1:11–14, 1 Kings 1:28–30, 1 Kings 1:31–32, 1 Kings 1:33, 1 Kings 1:34, 1 Kings 1:35, 1 Kings 1:38, 1 Kings 1:39, 1 Kings 1:40–41, 1 Kings 1:42–49, 1 Kings 1:50–53, 1 Kings 2:1–12, 1 Kings 2:2, 1 Kings 2:2–4, 1 Kings 2:5–6, 1 Kings 2:7, 1 Kings 2:7–9, 1 Kings 2:8, 1 Kings 2:10–12, 1 Kings 2:13–15, 1 Kings 2:16–18, 1 Kings 2:19–21, 1 Kings 2:22–25, 1 Kings 2:26–27, 1 Kings 2:26–35, 1 Kings 2:28–29, 1 Kings 2:36–38, 1 Kings 2:39–46, 1 Kings 3:1, 1 Kings 3:2–3, 1 Kings 3:4, 1 Kings 3:4–15, 1 Kings 3:6, 1 Kings 3:7–9, 1 Kings 3:10–12, 1 Kings 3:15, 1 Kings 3:16, 1 Kings 3:16–28, 1 Kings 3:28, 1 Kings 4:2, 1 Kings 4:3, 1 Kings 4:4, 1 Kings 4:5, 1 Kings 4:6, 1 Kings 4:7–19, 1 Kings 4:20–21, 1 Kings 4:22–23, 1 Kings 4:24–25, 1 Kings 4:26, 1 Kings 4:29–30, 1 Kings 4:31, 1 Kings 4:32–34, 1 Kings 5:1–18, 1 Kings 5:2–6, 1 Kings 5:3, 1 Kings 5:4–5, 1 Kings 5:6, 1 Kings 5:7, 1 Kings 5:7–12, 1 Kings 5:13, 1 Kings 5:13–18, 1 Kings 5:16, 1 Kings 5:17–18, 1 Kings 6:1, 1 Kings 6:1–8.66, 1 Kings 6:2, 1 Kings 6:3–4, 1 Kings 6:11–13, 1 Kings 6:14–35, 1 Kings 6:15–18, 1 Kings 6:19–22, 1 Kings 6:23–28, 1 Kings 6:36–38, 1 Kings 6:38, 1 Kings 7:1–12, 1 Kings 7:2–5, 1 Kings 7:6–8, 1 Kings 7:9–11, 1 Kings 7:12, 1 Kings 7:13–14, 1 Kings 7:15–22, 1 Kings 7:23–26, 1 Kings 7:27–39, 1 Kings 7:40–45, 1 Kings 7:46–47, 1 Kings 7:48–49, 1 Kings 7:50–51, 1 Kings 8:1, 1 Kings 8:1–66, 1 Kings 8:2, 1 Kings 8:3–4, 1 Kings 8:5, 1 Kings 8:8, 1 Kings 8:9, 1 Kings 8:10–11, 1 Kings 8:12–13, 1 Kings 8:12–21, 1 Kings 8:14–16, 1 Kings 8:22, 1 Kings 8:22–61, 1 Kings 8:23–26, 1 Kings 8:29–51, 1 Kings 8:31–32, 1 Kings 8:33–34, 1 Kings 8:35–36, 1 Kings 8:37–40, 1 Kings 8:41–43, 1 Kings 8:44–45, 1 Kings 8:46–51, 1 Kings 8:52–53, 1 Kings 8:54–56, 1 Kings 8:57–61, 1 Kings 8:62–66, 1 Kings 8:65, 1 Kings 9:2, 1 Kings 9:3–9, 1 Kings 9:10–14, 1 Kings 9:15, 1 Kings 9:15–24, 1 Kings 9:16, 1 Kings 9:17–18, 1 Kings 9:20–23, 1 Kings 9:21, 1 Kings 9:24, 1 Kings 9:25, 1 Kings 9:26–28, 1 Kings 10:1, 1 Kings 10:1–13, 1 Kings 10:2, 1 Kings 10:3–5, 1 Kings 10:6–9, 1 Kings 10:10–12, 1 Kings 10:11, 1 Kings 10:13, 1 Kings 10:14–15, 1 Kings 10:14–29, 1 Kings 10:16–17, 1 Kings 10:18–21, 1 Kings 10:22, 1 Kings 10:26, 1 Kings 10:28–29, 1 Kings 11:1–3, 1 Kings 11:4–8, 1 Kings 11:5, 1 Kings 11:7, 1 Kings 11:9–10, 1 Kings 11:11–13, 1 Kings 11:14–22, 1 Kings 11:14–40, 1 Kings 11:23–25, 1 Kings 11:26–40, 1 Kings 11:27–28, 1 Kings 11:29–32, 1 Kings 11:29–39, 1 Kings 11:34, 1 Kings 11:34–39, 1 Kings 11:36, 1 Kings 11:38, 1 Kings 11:39, 1 Kings 11:40, 1 Kings 11:41–43, 1 Kings 12:1, 1 Kings 12:4, 1 Kings 12:5, 1 Kings 12:6–7, 1 Kings 12:8–10, 1 Kings 12:11, 1 Kings 12:12–17, 1 Kings 12:18, 1 Kings 12:21–24, 1 Kings 12:25, 1 Kings 12:25–33, 1 Kings 12:26–27, 1 Kings 12:28, 1 Kings 12:29–30, 1 Kings 12:31, 1 Kings 12:32–33, 1 Kings 13:1–10, 1 Kings 13:3, 1 Kings 13:4–5, 1 Kings 13:6, 1 Kings 13:7, 1 Kings 13:11–19, 1 Kings 13:20–22, 1 Kings 13:23–26, 1 Kings 13:30, 1 Kings 13:32, 1 Kings 13:33–34, 1 Kings 14:2, 1 Kings 14:3, 1 Kings 14:5, 1 Kings 14:7, 1 Kings 14:8–9, 1 Kings 14:11, 1 Kings 14:14, 1 Kings 14:15, 1 Kings 14:17–18, 1 Kings 14:19–20, 1 Kings 14:21, 1 Kings 14:21–31, 1 Kings 14:22, 1 Kings 14:23–24, 1 Kings 14:25, 1 Kings 14:26–28, 1 Kings 14:29–31, 1 Kings 15:1, 1 Kings 15:1–8, 1 Kings 15:2, 1 Kings 15:3–5, 1 Kings 15:6, 1 Kings 15:7, 1 Kings 15:9, 1 Kings 15:10, 1 Kings 15:11–13, 1 Kings 15:14–15, 1 Kings 15:16, 1 Kings 15:17, 1 Kings 15:18–19, 1 Kings 15:20–22, 1 Kings 15:23, 1 Kings 15:25–31, 1 Kings 15:27–29, 1 Kings 15:30–31, 1 Kings 15:32–34, 1 Kings 16:1, 1 Kings 16:2–4, 1 Kings 16:5–7, 1 Kings 16:9–10, 1 Kings 16:11–12, 1 Kings 16:15–17, 1 Kings 16:18–19, 1 Kings 16:21–22, 1 Kings 16:23, 1 Kings 16:24, 1 Kings 16:25–26, 1 Kings 16:27–28, 1 Kings 16:31–33, 1 Kings 16:34, 1 Kings 17:1, 1 Kings 17:1–19.21, 1 Kings 17:2–7, 1 Kings 17:9–11, 1 Kings 17:9–16, 1 Kings 17:12, 1 Kings 17:13–14, 1 Kings 17:15–16, 1 Kings 17:17, 1 Kings 17:17–24, 1 Kings 17:18, 1 Kings 17:19, 1 Kings 17:20, 1 Kings 17:21, 1 Kings 17:22–24, 1 Kings 18:2, 1 Kings 18:3–6, 1 Kings 18:4, 1 Kings 18:10, 1 Kings 18:12–15, 1 Kings 18:16–18, 1 Kings 18:19–20, 1 Kings 18:21, 1 Kings 18:22, 1 Kings 18:23–24, 1 Kings 18:27, 1 Kings 18:28–29, 1 Kings 18:31–32, 1 Kings 18:33–35, 1 Kings 18:36, 1 Kings 18:37, 1 Kings 18:38–39, 1 Kings 18:41–45, 1 Kings 18:46, 1 Kings 19:2, 1 Kings 19:3, 1 Kings 19:4, 1 Kings 19:5–7, 1 Kings 19:8, 1 Kings 19:9–10, 1 Kings 19:11–12, 1 Kings 19:13–14, 1 Kings 19:15–17, 1 Kings 19:18, 1 Kings 19:19, 1 Kings 19:19–21, 1 Kings 19:21, 1 Kings 20:1, 1 Kings 20:2–4, 1 Kings 20:7–9, 1 Kings 20:10–11, 1 Kings 20:12, 1 Kings 20:13–16, 1 Kings 20:13–34, 1 Kings 20:17, 1 Kings 20:20–22, 1 Kings 20:23, 1 Kings 20:24–25, 1 Kings 20:26, 1 Kings 20:27–30, 1 Kings 20:31, 1 Kings 20:32–33, 1 Kings 20:34, 1 Kings 20:35–43, 1 Kings 20:36, 1 Kings 20:42, 1 Kings 20:42–43, 1 Kings 21:1, 1 Kings 21:1–16, 1 Kings 21:2–3, 1 Kings 21:4, 1 Kings 21:7, 1 Kings 21:8–9, 1 Kings 21:10, 1 Kings 21:13–14, 1 Kings 21:17–22, 1 Kings 21:25–26, 1 Kings 21:27–29, 1 Kings 22:1, 1 Kings 22:2–4, 1 Kings 22:5–9, 1 Kings 22:10, 1 Kings 22:13–14, 1 Kings 22:15–16, 1 Kings 22:17, 1 Kings 22:19–23, 1 Kings 22:24–25, 1 Kings 22:29–33, 1 Kings 22:34–36, 1 Kings 22:37–38, 1 Kings 22:39–40, 1 Kings 22:41–50, 1 Kings 22:43–44, 1 Kings 22:46, 1 Kings 22:47, 1 Kings 22:48–49, 1 Kings 22:51–53</w:t>
-      </w:r>
-      <w:r>
-        <w:rPr>
           <w:lang w:val="en_US" w:bidi="en_US"/>
         </w:rPr>
       </w:r>
@@ -4884,7 +4877,7 @@
           <w:i/>
           <w:lang w:val="en_US" w:bidi="en_US"/>
         </w:rPr>
-        <w:t>chesed</w:t>
+        <w:t>khesed</w:t>
       </w:r>
       <w:r>
         <w:rPr>
@@ -10958,7 +10951,21 @@
         <w:rPr>
           <w:lang w:val="en_US" w:bidi="en_US"/>
         </w:rPr>
-        <w:t>), Solomon waited until the next year to dedicate it. He chose the annual Feast of Tabernacles in early autumn, during the month of Ethanim. This timing allowed for a grand celebration and added extra meaning to the event. According to the law, Solomon and the people thanked God for the harvest. They also celebrated the promise from Moses's song that God would settle his people in the promised land and live there (</w:t>
+        <w:t xml:space="preserve">), Solomon waited until the next year to dedicate it. He chose the annual Feast of Tabernacles in early autumn, during the month of Ethanim. This timing allowed for a grand celebration and added extra meaning to the event. </w:t>
+      </w:r>
+    </w:p>
+    <w:p>
+      <w:pPr/>
+      <w:r>
+        <w:rPr>
+          <w:lang w:val="en_US" w:bidi="en_US"/>
+        </w:rPr>
+      </w:r>
+      <w:r>
+        <w:rPr>
+          <w:lang w:val="en_US" w:bidi="en_US"/>
+        </w:rPr>
+        <w:t>According to the law, Solomon and the people thanked God for the harvest. They also celebrated the promise from the song of Moses that God would settle his people in the promised land and live there (</w:t>
       </w:r>
       <w:hyperlink r:id="rId277">
         <w:r>
@@ -32205,7 +32212,7 @@
         <w:rPr>
           <w:lang w:val="en_US" w:bidi="en_US"/>
         </w:rPr>
-        <w:t>Elisha would first serve as Elijah’s assistant. Great leaders often start as good learners. Joshua was Moses’s assistant (</w:t>
+        <w:t>Elisha would first serve as the assistant of Elijah. Great leaders often start as good learners. Joshua was the assistant of Moses (</w:t>
       </w:r>
       <w:hyperlink r:id="rId762">
         <w:r>

--- a/eng/docx/11.content.docx
+++ b/eng/docx/11.content.docx
@@ -150,19 +150,6 @@
           <w:lang w:val="en_US" w:bidi="en_US"/>
         </w:rPr>
         <w:t>1KI</w:t>
-      </w:r>
-      <w:r>
-        <w:rPr>
-          <w:lang w:val="en_US" w:bidi="en_US"/>
-        </w:rPr>
-      </w:r>
-    </w:p>
-    <w:p>
-      <w:pPr/>
-      <w:r>
-        <w:rPr>
-          <w:lang w:val="en_US" w:bidi="en_US"/>
-        </w:rPr>
       </w:r>
       <w:r>
         <w:rPr>

--- a/eng/docx/11.content.docx
+++ b/eng/docx/11.content.docx
@@ -19,7 +19,7 @@
         <w:rPr>
           <w:lang w:val="en_US" w:bidi="en_US"/>
         </w:rPr>
-        <w:t>Resource: Study Notes (Tyndale)</w:t>
+        <w:t>Resource: Tyndale Open Study Notes</w:t>
       </w:r>
       <w:r>
         <w:rPr>
@@ -112,7 +112,7 @@
         <w:rPr>
           <w:lang w:val="en_US" w:bidi="en_US"/>
         </w:rPr>
-        <w:t>Study Notes (Tyndale)</w:t>
+        <w:t>Tyndale Open Study Notes</w:t>
       </w:r>
     </w:p>
     <w:p>

--- a/eng/docx/11.content.docx
+++ b/eng/docx/11.content.docx
@@ -19,7 +19,7 @@
         <w:rPr>
           <w:lang w:val="en_US" w:bidi="en_US"/>
         </w:rPr>
-        <w:t>Resource: Tyndale Open Study Notes</w:t>
+        <w:t>Resource: Aquifer Open Study Notes</w:t>
       </w:r>
       <w:r>
         <w:rPr>
@@ -112,7 +112,7 @@
         <w:rPr>
           <w:lang w:val="en_US" w:bidi="en_US"/>
         </w:rPr>
-        <w:t>Tyndale Open Study Notes</w:t>
+        <w:t>Aquifer Open Study Notes</w:t>
       </w:r>
     </w:p>
     <w:p>
